--- a/docs/manuscript/v0.6/paper1-just-dna-lite.review.docx
+++ b/docs/manuscript/v0.6/paper1-just-dna-lite.review.docx
@@ -1406,7 +1406,7 @@
         <w:drawing>
           <wp:inline xmlns:a="http://schemas.openxmlformats.org/drawingml/2006/main" xmlns:pic="http://schemas.openxmlformats.org/drawingml/2006/picture">
             <wp:extent cx="5486400" cy="6990430"/>
-            <wp:docPr id="1" name="Picture 1"/>
+            <wp:docPr id="1" name="Picture 1" descr="Two screenshots of the Just-DNA-Lite web interface. Top: the Module Catalog, with a panel for the selected Longevity Map module beside a grid of module cards, each with a Details and a Get button. Bottom: the Longevity Variants section of a report, with summary cards above a table of variants; a FOXO3 row is open to the module's conclusion, method, direction and priority and to a table of supporting studies with their PubMed IDs, populations, study designs and conclusions."/>
             <wp:cNvGraphicFramePr>
               <a:graphicFrameLocks noChangeAspect="1"/>
             </wp:cNvGraphicFramePr>
@@ -1435,18 +1435,6 @@
             </a:graphic>
           </wp:inline>
         </w:drawing>
-      </w:r>
-      <w:r>
-        <w:rPr/>
-        <w:t>{width=100% alt="Two screenshots of the Just-DNA-Lite web interface.</w:t>
-      </w:r>
-      <w:r>
-        <w:rPr/>
-        <w:t xml:space="preserve"> Top: the Module Catalog, with a panel for the selected Longevity Map module beside a grid of module cards, each with a Details and a Get button.</w:t>
-      </w:r>
-      <w:r>
-        <w:rPr/>
-        <w:t xml:space="preserve"> Bottom: the Longevity Variants section of a report, with summary cards above a table of variants; a FOXO3 row is open to the module's conclusion, method, direction and priority and to a table of supporting studies with their PubMed IDs, populations, study designs and conclusions."}</w:t>
       </w:r>
     </w:p>
     <w:p>
@@ -2201,7 +2189,7 @@
         <w:drawing>
           <wp:inline xmlns:a="http://schemas.openxmlformats.org/drawingml/2006/main" xmlns:pic="http://schemas.openxmlformats.org/drawingml/2006/picture">
             <wp:extent cx="5486400" cy="4082902"/>
-            <wp:docPr id="2" name="Picture 2"/>
+            <wp:docPr id="2" name="Picture 2" descr="Diagram of three boxes linked by arrows. The called-genotype box gives FOXO3 rs2802292, genotype G/T, called, from Anton Kulaga's public genome on GRCh38. One arrow leads down to the report annotation: category insulin signalling, displayed direction Protective and curation weight 0.475, with the note that a curation weight does not quantify a change in lifespan. Another arrow leads right to the linked study records, five populations with their PubMed IDs, and an excerpt of the stored Danish-study conclusion."/>
             <wp:cNvGraphicFramePr>
               <a:graphicFrameLocks noChangeAspect="1"/>
             </wp:cNvGraphicFramePr>
@@ -2231,22 +2219,6 @@
           </wp:inline>
         </w:drawing>
       </w:r>
-      <w:r>
-        <w:rPr/>
-        <w:t>{width=100% alt="Diagram of three boxes linked by arrows.</w:t>
-      </w:r>
-      <w:r>
-        <w:rPr/>
-        <w:t xml:space="preserve"> The called-genotype box gives FOXO3 rs2802292, genotype G/T, called, from Anton Kulaga's public genome on GRCh38.</w:t>
-      </w:r>
-      <w:r>
-        <w:rPr/>
-        <w:t xml:space="preserve"> One arrow leads down to the report annotation: category insulin signalling, displayed direction Protective and curation weight 0.475, with the note that a curation weight does not quantify a change in lifespan.</w:t>
-      </w:r>
-      <w:r>
-        <w:rPr/>
-        <w:t xml:space="preserve"> Another arrow leads right to the linked study records, five populations with their PubMed IDs, and an excerpt of the stored Danish-study conclusion."}</w:t>
-      </w:r>
     </w:p>
     <w:p>
       <w:r>
@@ -2524,7 +2496,7 @@
         <w:drawing>
           <wp:inline xmlns:a="http://schemas.openxmlformats.org/drawingml/2006/main" xmlns:pic="http://schemas.openxmlformats.org/drawingml/2006/picture">
             <wp:extent cx="5486400" cy="6481672"/>
-            <wp:docPr id="3" name="Picture 3"/>
+            <wp:docPr id="3" name="Picture 3" descr="Screenshot of a polygenic score trait report for LDL cholesterol. Under the title, buttons ask four AI assistants about the result, and summary cards give the median percentile, the most reliable model, the number of models, absolute risk and the spread of percentiles. A chart places each model as a dot on a normal density curve by its standardized score, with a red vertical line at the median. A table below lists models with their PGS ID, reported trait, percentile, matched variants, match percentage and quality label."/>
             <wp:cNvGraphicFramePr>
               <a:graphicFrameLocks noChangeAspect="1"/>
             </wp:cNvGraphicFramePr>
@@ -2553,22 +2525,6 @@
             </a:graphic>
           </wp:inline>
         </w:drawing>
-      </w:r>
-      <w:r>
-        <w:rPr/>
-        <w:t>{width=100% alt="Screenshot of a polygenic score trait report for LDL cholesterol.</w:t>
-      </w:r>
-      <w:r>
-        <w:rPr/>
-        <w:t xml:space="preserve"> Under the title, buttons ask four AI assistants about the result, and summary cards give the median percentile, the most reliable model, the number of models, absolute risk and the spread of percentiles.</w:t>
-      </w:r>
-      <w:r>
-        <w:rPr/>
-        <w:t xml:space="preserve"> A chart places each model as a dot on a normal density curve by its standardized score, with a red vertical line at the median.</w:t>
-      </w:r>
-      <w:r>
-        <w:rPr/>
-        <w:t xml:space="preserve"> A table below lists models with their PGS ID, reported trait, percentile, matched variants, match percentage and quality label."}</w:t>
       </w:r>
     </w:p>
     <w:p>
@@ -7391,7 +7347,7 @@
 
 <file path=word/comments.xml><?xml version="1.0" encoding="utf-8"?>
 <w:comments xmlns:a="http://schemas.openxmlformats.org/drawingml/2006/main" xmlns:pic="http://schemas.openxmlformats.org/drawingml/2006/picture" xmlns:r="http://schemas.openxmlformats.org/officeDocument/2006/relationships" xmlns:w="http://schemas.openxmlformats.org/wordprocessingml/2006/main" xmlns:wp="http://schemas.openxmlformats.org/drawingml/2006/wordprocessingDrawing" xmlns:mc="http://schemas.openxmlformats.org/markup-compatibility/2006" xmlns:a14="http://schemas.microsoft.com/office/drawing/2010/main" xmlns:w14="http://schemas.microsoft.com/office/word/2010/wordml" xmlns:wpc="http://schemas.microsoft.com/office/word/2010/wordprocessingCanvas">
-  <w:comment w:id="0" w:author="Decisions for the authors" w:initials="DF" w:date="2026-10-27T20:36:36Z">
+  <w:comment w:id="0" w:author="Decisions for the authors" w:initials="DF" w:date="2026-10-27T20:51:14Z">
     <w:p>
       <w:pPr>
         <w:pStyle w:val="CommentText"/>
@@ -7407,7 +7363,7 @@
       </w:r>
     </w:p>
   </w:comment>
-  <w:comment w:id="1" w:author="Decisions for the authors" w:initials="DF" w:date="2026-10-27T20:36:36Z">
+  <w:comment w:id="1" w:author="Decisions for the authors" w:initials="DF" w:date="2026-10-27T20:51:14Z">
     <w:p>
       <w:pPr>
         <w:pStyle w:val="CommentText"/>
@@ -7423,7 +7379,7 @@
       </w:r>
     </w:p>
   </w:comment>
-  <w:comment w:id="2" w:author="Decisions for the authors" w:initials="DF" w:date="2026-10-27T20:36:36Z">
+  <w:comment w:id="2" w:author="Decisions for the authors" w:initials="DF" w:date="2026-10-27T20:51:14Z">
     <w:p>
       <w:pPr>
         <w:pStyle w:val="CommentText"/>
@@ -7439,7 +7395,7 @@
       </w:r>
     </w:p>
   </w:comment>
-  <w:comment w:id="3" w:author="Decisions for the authors" w:initials="DF" w:date="2026-10-27T20:36:36Z">
+  <w:comment w:id="3" w:author="Decisions for the authors" w:initials="DF" w:date="2026-10-27T20:51:14Z">
     <w:p>
       <w:pPr>
         <w:pStyle w:val="CommentText"/>
@@ -7455,7 +7411,7 @@
       </w:r>
     </w:p>
   </w:comment>
-  <w:comment w:id="4" w:author="Decisions for the authors" w:initials="DF" w:date="2026-10-27T20:36:36Z">
+  <w:comment w:id="4" w:author="Decisions for the authors" w:initials="DF" w:date="2026-10-27T20:51:14Z">
     <w:p>
       <w:pPr>
         <w:pStyle w:val="CommentText"/>
@@ -7471,7 +7427,7 @@
       </w:r>
     </w:p>
   </w:comment>
-  <w:comment w:id="5" w:author="Decisions for the authors" w:initials="DF" w:date="2026-10-27T20:36:36Z">
+  <w:comment w:id="5" w:author="Decisions for the authors" w:initials="DF" w:date="2026-10-27T20:51:14Z">
     <w:p>
       <w:pPr>
         <w:pStyle w:val="CommentText"/>
@@ -7487,7 +7443,7 @@
       </w:r>
     </w:p>
   </w:comment>
-  <w:comment w:id="6" w:author="Decisions for the authors" w:initials="DF" w:date="2026-10-27T20:36:36Z">
+  <w:comment w:id="6" w:author="Decisions for the authors" w:initials="DF" w:date="2026-10-27T20:51:14Z">
     <w:p>
       <w:pPr>
         <w:pStyle w:val="CommentText"/>
@@ -7503,7 +7459,7 @@
       </w:r>
     </w:p>
   </w:comment>
-  <w:comment w:id="7" w:author="Decisions for the authors" w:initials="DF" w:date="2026-10-27T20:36:36Z">
+  <w:comment w:id="7" w:author="Decisions for the authors" w:initials="DF" w:date="2026-10-27T20:51:14Z">
     <w:p>
       <w:pPr>
         <w:pStyle w:val="CommentText"/>
@@ -7519,7 +7475,7 @@
       </w:r>
     </w:p>
   </w:comment>
-  <w:comment w:id="8" w:author="Decisions for the authors" w:initials="DF" w:date="2026-10-27T20:36:36Z">
+  <w:comment w:id="8" w:author="Decisions for the authors" w:initials="DF" w:date="2026-10-27T20:51:14Z">
     <w:p>
       <w:pPr>
         <w:pStyle w:val="CommentText"/>
@@ -7535,7 +7491,7 @@
       </w:r>
     </w:p>
   </w:comment>
-  <w:comment w:id="9" w:author="Decisions for the authors" w:initials="DF" w:date="2026-10-27T20:36:36Z">
+  <w:comment w:id="9" w:author="Decisions for the authors" w:initials="DF" w:date="2026-10-27T20:51:14Z">
     <w:p>
       <w:pPr>
         <w:pStyle w:val="CommentText"/>
@@ -7551,7 +7507,7 @@
       </w:r>
     </w:p>
   </w:comment>
-  <w:comment w:id="10" w:author="Decisions for the authors" w:initials="DF" w:date="2026-10-27T20:36:36Z">
+  <w:comment w:id="10" w:author="Decisions for the authors" w:initials="DF" w:date="2026-10-27T20:51:14Z">
     <w:p>
       <w:pPr>
         <w:pStyle w:val="CommentText"/>
@@ -7567,7 +7523,7 @@
       </w:r>
     </w:p>
   </w:comment>
-  <w:comment w:id="11" w:author="Decisions for the authors" w:initials="DF" w:date="2026-10-27T20:36:36Z">
+  <w:comment w:id="11" w:author="Decisions for the authors" w:initials="DF" w:date="2026-10-27T20:51:14Z">
     <w:p>
       <w:pPr>
         <w:pStyle w:val="CommentText"/>
@@ -7583,7 +7539,7 @@
       </w:r>
     </w:p>
   </w:comment>
-  <w:comment w:id="12" w:author="Decisions for the authors" w:initials="DF" w:date="2026-10-27T20:36:36Z">
+  <w:comment w:id="12" w:author="Decisions for the authors" w:initials="DF" w:date="2026-10-27T20:51:14Z">
     <w:p>
       <w:pPr>
         <w:pStyle w:val="CommentText"/>
@@ -7599,7 +7555,7 @@
       </w:r>
     </w:p>
   </w:comment>
-  <w:comment w:id="13" w:author="Decisions for the authors" w:initials="DF" w:date="2026-10-27T20:36:36Z">
+  <w:comment w:id="13" w:author="Decisions for the authors" w:initials="DF" w:date="2026-10-27T20:51:14Z">
     <w:p>
       <w:pPr>
         <w:pStyle w:val="CommentText"/>
@@ -7615,7 +7571,7 @@
       </w:r>
     </w:p>
   </w:comment>
-  <w:comment w:id="14" w:author="Decisions for the authors" w:initials="DF" w:date="2026-10-27T20:36:36Z">
+  <w:comment w:id="14" w:author="Decisions for the authors" w:initials="DF" w:date="2026-10-27T20:51:14Z">
     <w:p>
       <w:pPr>
         <w:pStyle w:val="CommentText"/>
@@ -7631,7 +7587,7 @@
       </w:r>
     </w:p>
   </w:comment>
-  <w:comment w:id="15" w:author="Figures and tables" w:initials="FA" w:date="2026-10-27T20:36:36Z">
+  <w:comment w:id="15" w:author="Figures and tables" w:initials="FA" w:date="2026-10-27T20:51:14Z">
     <w:p>
       <w:pPr>
         <w:pStyle w:val="CommentText"/>
@@ -7647,7 +7603,7 @@
       </w:r>
     </w:p>
   </w:comment>
-  <w:comment w:id="16" w:author="Workflow" w:initials="W" w:date="2026-10-27T20:36:36Z">
+  <w:comment w:id="16" w:author="Workflow" w:initials="W" w:date="2026-10-27T20:51:14Z">
     <w:p>
       <w:pPr>
         <w:pStyle w:val="CommentText"/>

--- a/docs/manuscript/v0.6/paper1-just-dna-lite.review.docx
+++ b/docs/manuscript/v0.6/paper1-just-dna-lite.review.docx
@@ -7347,7 +7347,7 @@
 
 <file path=word/comments.xml><?xml version="1.0" encoding="utf-8"?>
 <w:comments xmlns:a="http://schemas.openxmlformats.org/drawingml/2006/main" xmlns:pic="http://schemas.openxmlformats.org/drawingml/2006/picture" xmlns:r="http://schemas.openxmlformats.org/officeDocument/2006/relationships" xmlns:w="http://schemas.openxmlformats.org/wordprocessingml/2006/main" xmlns:wp="http://schemas.openxmlformats.org/drawingml/2006/wordprocessingDrawing" xmlns:mc="http://schemas.openxmlformats.org/markup-compatibility/2006" xmlns:a14="http://schemas.microsoft.com/office/drawing/2010/main" xmlns:w14="http://schemas.microsoft.com/office/word/2010/wordml" xmlns:wpc="http://schemas.microsoft.com/office/word/2010/wordprocessingCanvas">
-  <w:comment w:id="0" w:author="Decisions for the authors" w:initials="DF" w:date="2026-10-27T20:51:14Z">
+  <w:comment w:id="0" w:author="Decisions for the authors" w:initials="DF" w:date="2026-10-28T00:23:22Z">
     <w:p>
       <w:pPr>
         <w:pStyle w:val="CommentText"/>
@@ -7363,7 +7363,7 @@
       </w:r>
     </w:p>
   </w:comment>
-  <w:comment w:id="1" w:author="Decisions for the authors" w:initials="DF" w:date="2026-10-27T20:51:14Z">
+  <w:comment w:id="1" w:author="Decisions for the authors" w:initials="DF" w:date="2026-10-28T00:23:22Z">
     <w:p>
       <w:pPr>
         <w:pStyle w:val="CommentText"/>
@@ -7379,7 +7379,7 @@
       </w:r>
     </w:p>
   </w:comment>
-  <w:comment w:id="2" w:author="Decisions for the authors" w:initials="DF" w:date="2026-10-27T20:51:14Z">
+  <w:comment w:id="2" w:author="Decisions for the authors" w:initials="DF" w:date="2026-10-28T00:23:22Z">
     <w:p>
       <w:pPr>
         <w:pStyle w:val="CommentText"/>
@@ -7395,7 +7395,7 @@
       </w:r>
     </w:p>
   </w:comment>
-  <w:comment w:id="3" w:author="Decisions for the authors" w:initials="DF" w:date="2026-10-27T20:51:14Z">
+  <w:comment w:id="3" w:author="Decisions for the authors" w:initials="DF" w:date="2026-10-28T00:23:22Z">
     <w:p>
       <w:pPr>
         <w:pStyle w:val="CommentText"/>
@@ -7411,7 +7411,7 @@
       </w:r>
     </w:p>
   </w:comment>
-  <w:comment w:id="4" w:author="Decisions for the authors" w:initials="DF" w:date="2026-10-27T20:51:14Z">
+  <w:comment w:id="4" w:author="Decisions for the authors" w:initials="DF" w:date="2026-10-28T00:23:22Z">
     <w:p>
       <w:pPr>
         <w:pStyle w:val="CommentText"/>
@@ -7427,7 +7427,7 @@
       </w:r>
     </w:p>
   </w:comment>
-  <w:comment w:id="5" w:author="Decisions for the authors" w:initials="DF" w:date="2026-10-27T20:51:14Z">
+  <w:comment w:id="5" w:author="Decisions for the authors" w:initials="DF" w:date="2026-10-28T00:23:22Z">
     <w:p>
       <w:pPr>
         <w:pStyle w:val="CommentText"/>
@@ -7443,7 +7443,7 @@
       </w:r>
     </w:p>
   </w:comment>
-  <w:comment w:id="6" w:author="Decisions for the authors" w:initials="DF" w:date="2026-10-27T20:51:14Z">
+  <w:comment w:id="6" w:author="Decisions for the authors" w:initials="DF" w:date="2026-10-28T00:23:22Z">
     <w:p>
       <w:pPr>
         <w:pStyle w:val="CommentText"/>
@@ -7459,7 +7459,7 @@
       </w:r>
     </w:p>
   </w:comment>
-  <w:comment w:id="7" w:author="Decisions for the authors" w:initials="DF" w:date="2026-10-27T20:51:14Z">
+  <w:comment w:id="7" w:author="Decisions for the authors" w:initials="DF" w:date="2026-10-28T00:23:23Z">
     <w:p>
       <w:pPr>
         <w:pStyle w:val="CommentText"/>
@@ -7475,7 +7475,7 @@
       </w:r>
     </w:p>
   </w:comment>
-  <w:comment w:id="8" w:author="Decisions for the authors" w:initials="DF" w:date="2026-10-27T20:51:14Z">
+  <w:comment w:id="8" w:author="Decisions for the authors" w:initials="DF" w:date="2026-10-28T00:23:23Z">
     <w:p>
       <w:pPr>
         <w:pStyle w:val="CommentText"/>
@@ -7491,7 +7491,7 @@
       </w:r>
     </w:p>
   </w:comment>
-  <w:comment w:id="9" w:author="Decisions for the authors" w:initials="DF" w:date="2026-10-27T20:51:14Z">
+  <w:comment w:id="9" w:author="Decisions for the authors" w:initials="DF" w:date="2026-10-28T00:23:23Z">
     <w:p>
       <w:pPr>
         <w:pStyle w:val="CommentText"/>
@@ -7507,7 +7507,7 @@
       </w:r>
     </w:p>
   </w:comment>
-  <w:comment w:id="10" w:author="Decisions for the authors" w:initials="DF" w:date="2026-10-27T20:51:14Z">
+  <w:comment w:id="10" w:author="Decisions for the authors" w:initials="DF" w:date="2026-10-28T00:23:23Z">
     <w:p>
       <w:pPr>
         <w:pStyle w:val="CommentText"/>
@@ -7523,7 +7523,7 @@
       </w:r>
     </w:p>
   </w:comment>
-  <w:comment w:id="11" w:author="Decisions for the authors" w:initials="DF" w:date="2026-10-27T20:51:14Z">
+  <w:comment w:id="11" w:author="Decisions for the authors" w:initials="DF" w:date="2026-10-28T00:23:23Z">
     <w:p>
       <w:pPr>
         <w:pStyle w:val="CommentText"/>
@@ -7539,7 +7539,7 @@
       </w:r>
     </w:p>
   </w:comment>
-  <w:comment w:id="12" w:author="Decisions for the authors" w:initials="DF" w:date="2026-10-27T20:51:14Z">
+  <w:comment w:id="12" w:author="Decisions for the authors" w:initials="DF" w:date="2026-10-28T00:23:23Z">
     <w:p>
       <w:pPr>
         <w:pStyle w:val="CommentText"/>
@@ -7555,7 +7555,7 @@
       </w:r>
     </w:p>
   </w:comment>
-  <w:comment w:id="13" w:author="Decisions for the authors" w:initials="DF" w:date="2026-10-27T20:51:14Z">
+  <w:comment w:id="13" w:author="Decisions for the authors" w:initials="DF" w:date="2026-10-28T00:23:23Z">
     <w:p>
       <w:pPr>
         <w:pStyle w:val="CommentText"/>
@@ -7571,7 +7571,7 @@
       </w:r>
     </w:p>
   </w:comment>
-  <w:comment w:id="14" w:author="Decisions for the authors" w:initials="DF" w:date="2026-10-27T20:51:14Z">
+  <w:comment w:id="14" w:author="Decisions for the authors" w:initials="DF" w:date="2026-10-28T00:23:23Z">
     <w:p>
       <w:pPr>
         <w:pStyle w:val="CommentText"/>
@@ -7587,7 +7587,7 @@
       </w:r>
     </w:p>
   </w:comment>
-  <w:comment w:id="15" w:author="Figures and tables" w:initials="FA" w:date="2026-10-27T20:51:14Z">
+  <w:comment w:id="15" w:author="Figures and tables" w:initials="FA" w:date="2026-10-28T00:23:23Z">
     <w:p>
       <w:pPr>
         <w:pStyle w:val="CommentText"/>
@@ -7603,7 +7603,7 @@
       </w:r>
     </w:p>
   </w:comment>
-  <w:comment w:id="16" w:author="Workflow" w:initials="W" w:date="2026-10-27T20:51:14Z">
+  <w:comment w:id="16" w:author="Workflow" w:initials="W" w:date="2026-10-28T00:23:23Z">
     <w:p>
       <w:pPr>
         <w:pStyle w:val="CommentText"/>

--- a/docs/manuscript/v0.6/paper1-just-dna-lite.review.docx
+++ b/docs/manuscript/v0.6/paper1-just-dna-lite.review.docx
@@ -40,6 +40,7 @@
     <w:p>
       <w:pPr>
         <w:pStyle w:val="Quote"/>
+        <w:jc w:val="both"/>
       </w:pPr>
       <w:r>
         <w:rPr>
@@ -172,6 +173,9 @@
       </w:r>
     </w:p>
     <w:p>
+      <w:pPr>
+        <w:jc w:val="both"/>
+      </w:pPr>
       <w:r>
         <w:rPr>
           <w:b/>
@@ -270,6 +274,9 @@
       </w:r>
     </w:p>
     <w:p>
+      <w:pPr>
+        <w:jc w:val="both"/>
+      </w:pPr>
       <w:r>
         <w:rPr>
           <w:b/>
@@ -280,6 +287,7 @@
     <w:p>
       <w:pPr>
         <w:pStyle w:val="ListNumber"/>
+        <w:jc w:val="both"/>
       </w:pPr>
       <w:r>
         <w:rPr/>
@@ -289,6 +297,7 @@
     <w:p>
       <w:pPr>
         <w:pStyle w:val="ListNumber"/>
+        <w:jc w:val="both"/>
       </w:pPr>
       <w:r>
         <w:rPr/>
@@ -298,6 +307,7 @@
     <w:p>
       <w:pPr>
         <w:pStyle w:val="ListNumber"/>
+        <w:jc w:val="both"/>
       </w:pPr>
       <w:r>
         <w:rPr/>
@@ -307,6 +317,7 @@
     <w:p>
       <w:pPr>
         <w:pStyle w:val="ListNumber"/>
+        <w:jc w:val="both"/>
       </w:pPr>
       <w:r>
         <w:rPr/>
@@ -314,6 +325,9 @@
       </w:r>
     </w:p>
     <w:p>
+      <w:pPr>
+        <w:jc w:val="both"/>
+      </w:pPr>
       <w:r>
         <w:rPr/>
         <w:t>† These authors contributed equally.</w:t>
@@ -336,6 +350,9 @@
       </w:r>
     </w:p>
     <w:p>
+      <w:pPr>
+        <w:jc w:val="both"/>
+      </w:pPr>
       <w:commentRangeStart w:id="10"/>
       <w:r>
         <w:rPr/>
@@ -422,6 +439,9 @@
       </w:r>
     </w:p>
     <w:p>
+      <w:pPr>
+        <w:jc w:val="both"/>
+      </w:pPr>
       <w:r>
         <w:rPr/>
         <w:t>Researchers and individuals who receive raw variant files (VCFs) containing millions of variants</w:t>
@@ -440,6 +460,9 @@
       </w:r>
     </w:p>
     <w:p>
+      <w:pPr>
+        <w:jc w:val="both"/>
+      </w:pPr>
       <w:r>
         <w:rPr/>
         <w:t>Several companies now offer direct-to-consumer sequencing services (O'Daniel et al., 2025).</w:t>
@@ -458,6 +481,9 @@
       </w:r>
     </w:p>
     <w:p>
+      <w:pPr>
+        <w:jc w:val="both"/>
+      </w:pPr>
       <w:r>
         <w:rPr/>
         <w:t>Existing solutions generally belong to two extremes.</w:t>
@@ -480,6 +506,9 @@
       </w:r>
     </w:p>
     <w:p>
+      <w:pPr>
+        <w:jc w:val="both"/>
+      </w:pPr>
       <w:r>
         <w:rPr/>
         <w:t>Recent progress in the genetics of longevity illustrates the need for such extensible annotation tools.</w:t>
@@ -502,6 +531,9 @@
       </w:r>
     </w:p>
     <w:p>
+      <w:pPr>
+        <w:jc w:val="both"/>
+      </w:pPr>
       <w:r>
         <w:rPr/>
         <w:t>Such a platform has to be easy to use, transparent in its methods and extensible without code.</w:t>
@@ -527,6 +559,9 @@
       </w:r>
     </w:p>
     <w:p>
+      <w:pPr>
+        <w:jc w:val="both"/>
+      </w:pPr>
       <w:r>
         <w:rPr/>
         <w:t>Just-DNA-Lite is a local, open-source platform for annotating a personal genome and computing polygenic scores.</w:t>
@@ -549,6 +584,9 @@
       </w:r>
     </w:p>
     <w:p>
+      <w:pPr>
+        <w:jc w:val="both"/>
+      </w:pPr>
       <w:r>
         <w:rPr/>
         <w:t>The resulting workflow lets users choose published annotation content, apply it to their own genome and inspect the evidence behind the report.</w:t>
@@ -567,6 +605,9 @@
       </w:r>
     </w:p>
     <w:p>
+      <w:pPr>
+        <w:jc w:val="both"/>
+      </w:pPr>
       <w:r>
         <w:rPr>
           <w:b/>
@@ -577,6 +618,7 @@
     <w:p>
       <w:pPr>
         <w:pStyle w:val="ListBullet"/>
+        <w:jc w:val="both"/>
       </w:pPr>
       <w:r>
         <w:rPr>
@@ -604,6 +646,7 @@
     <w:p>
       <w:pPr>
         <w:pStyle w:val="ListBullet"/>
+        <w:jc w:val="both"/>
       </w:pPr>
       <w:r>
         <w:rPr>
@@ -627,6 +670,7 @@
     <w:p>
       <w:pPr>
         <w:pStyle w:val="ListBullet"/>
+        <w:jc w:val="both"/>
       </w:pPr>
       <w:r>
         <w:rPr>
@@ -658,6 +702,7 @@
     <w:p>
       <w:pPr>
         <w:pStyle w:val="ListBullet"/>
+        <w:jc w:val="both"/>
       </w:pPr>
       <w:r>
         <w:rPr>
@@ -673,6 +718,7 @@
     <w:p>
       <w:pPr>
         <w:pStyle w:val="ListBullet"/>
+        <w:jc w:val="both"/>
       </w:pPr>
       <w:r>
         <w:rPr>
@@ -688,6 +734,7 @@
     <w:p>
       <w:pPr>
         <w:pStyle w:val="ListBullet"/>
+        <w:jc w:val="both"/>
       </w:pPr>
       <w:r>
         <w:rPr>
@@ -705,6 +752,9 @@
       </w:r>
     </w:p>
     <w:p>
+      <w:pPr>
+        <w:jc w:val="both"/>
+      </w:pPr>
       <w:r>
         <w:rPr>
           <w:b/>
@@ -962,6 +1012,9 @@
       </w:r>
     </w:p>
     <w:p>
+      <w:pPr>
+        <w:jc w:val="both"/>
+      </w:pPr>
       <w:r>
         <w:rPr/>
         <w:t>The architecture separates local computation, annotation content and user interfaces.</w:t>
@@ -987,12 +1040,18 @@
       </w:r>
     </w:p>
     <w:p>
+      <w:pPr>
+        <w:jc w:val="both"/>
+      </w:pPr>
       <w:r>
         <w:rPr/>
         <w:t>The standalone annotation engine uses polars-bio for VCF reading (a genomics library with a Polars interface; Wiewiórka et al., 2025), Polars for columnar processing and DuckDB for out-of-core joins.</w:t>
       </w:r>
     </w:p>
     <w:p>
+      <w:pPr>
+        <w:jc w:val="both"/>
+      </w:pPr>
       <w:r>
         <w:rPr/>
         <w:t>The pipeline is built from Dagster (Dagster Labs, 2026) software-defined assets, which record data lineage and, for every step, its duration, CPU use and resident memory at the step's start and end.</w:t>
@@ -1005,6 +1064,7 @@
     <w:p>
       <w:pPr>
         <w:pStyle w:val="ListNumber"/>
+        <w:jc w:val="both"/>
       </w:pPr>
       <w:r>
         <w:rPr>
@@ -1024,6 +1084,7 @@
     <w:p>
       <w:pPr>
         <w:pStyle w:val="ListNumber"/>
+        <w:jc w:val="both"/>
       </w:pPr>
       <w:r>
         <w:rPr>
@@ -1061,6 +1122,7 @@
     <w:p>
       <w:pPr>
         <w:pStyle w:val="ListNumber"/>
+        <w:jc w:val="both"/>
       </w:pPr>
       <w:r>
         <w:rPr>
@@ -1110,6 +1172,7 @@
     <w:p>
       <w:pPr>
         <w:pStyle w:val="ListNumber"/>
+        <w:jc w:val="both"/>
       </w:pPr>
       <w:r>
         <w:rPr>
@@ -1133,6 +1196,7 @@
     <w:p>
       <w:pPr>
         <w:pStyle w:val="ListNumber"/>
+        <w:jc w:val="both"/>
       </w:pPr>
       <w:r>
         <w:rPr>
@@ -1146,6 +1210,9 @@
       </w:r>
     </w:p>
     <w:p>
+      <w:pPr>
+        <w:jc w:val="both"/>
+      </w:pPr>
       <w:r>
         <w:rPr/>
         <w:t>The current annotation engine also distinguishes called genotypes from inferred homozygous-reference genotypes.</w:t>
@@ -1187,6 +1254,9 @@
       </w:r>
     </w:p>
     <w:p>
+      <w:pPr>
+        <w:jc w:val="both"/>
+      </w:pPr>
       <w:r>
         <w:rPr/>
         <w:t>In Just-DNA-Lite, annotation modules are data, not executable plugins: the annotation engine reads their published Parquet tables directly.</w:t>
@@ -1227,6 +1297,9 @@
       </w:r>
     </w:p>
     <w:p>
+      <w:pPr>
+        <w:jc w:val="both"/>
+      </w:pPr>
       <w:r>
         <w:rPr/>
         <w:t xml:space="preserve">For researchers creating new modules, a separate authoring route accepts </w:t>
@@ -1289,6 +1362,9 @@
       </w:r>
     </w:p>
     <w:p>
+      <w:pPr>
+        <w:jc w:val="both"/>
+      </w:pPr>
       <w:r>
         <w:rPr/>
         <w:t xml:space="preserve">The </w:t>
@@ -1309,6 +1385,9 @@
       </w:r>
     </w:p>
     <w:p>
+      <w:pPr>
+        <w:jc w:val="both"/>
+      </w:pPr>
       <w:r>
         <w:rPr/>
         <w:t xml:space="preserve">Module discovery uses sources configured in </w:t>
@@ -1362,6 +1441,9 @@
       </w:r>
     </w:p>
     <w:p>
+      <w:pPr>
+        <w:jc w:val="both"/>
+      </w:pPr>
       <w:r>
         <w:rPr/>
         <w:t>The interface covers file management, module selection (including the optional Ensembl annotation), a sortable and filterable results grid, report download (one HTML report per run, with a section for each selected module), self-exploration and a Module Catalog from which registry modules are installed (Figure 1a).</w:t>
@@ -1384,6 +1466,9 @@
       </w:r>
     </w:p>
     <w:p>
+      <w:pPr>
+        <w:jc w:val="both"/>
+      </w:pPr>
       <w:r>
         <w:rPr/>
         <w:t>Users can install and run the web interface on their own computers to analyse their personal genomes locally.</w:t>
@@ -1402,6 +1487,9 @@
       </w:r>
     </w:p>
     <w:p>
+      <w:pPr>
+        <w:jc w:val="both"/>
+      </w:pPr>
       <w:r>
         <w:drawing>
           <wp:inline xmlns:a="http://schemas.openxmlformats.org/drawingml/2006/main" xmlns:pic="http://schemas.openxmlformats.org/drawingml/2006/picture">
@@ -1438,6 +1526,9 @@
       </w:r>
     </w:p>
     <w:p>
+      <w:pPr>
+        <w:jc w:val="both"/>
+      </w:pPr>
       <w:r>
         <w:rPr>
           <w:b/>
@@ -1573,6 +1664,9 @@
       </w:r>
     </w:p>
     <w:p>
+      <w:pPr>
+        <w:jc w:val="both"/>
+      </w:pPr>
       <w:r>
         <w:rPr/>
         <w:t>Just-DNA-Lite ships with a default set of annotation modules, either curated by experts from the published literature or derived from public databases (ClinVar, Landrum et al., 2018; ClinPGx, Whirl-Carrillo et al., 2021), which illustrate the module system across several trait domains.</w:t>
@@ -1591,6 +1685,9 @@
       </w:r>
     </w:p>
     <w:p>
+      <w:pPr>
+        <w:jc w:val="both"/>
+      </w:pPr>
       <w:r>
         <w:rPr/>
         <w:t>The default modules originate in Generation I, the OakVar-based Just-DNA-Seq (Kulaga et al., 2024).</w:t>
@@ -1601,6 +1698,9 @@
       </w:r>
     </w:p>
     <w:p>
+      <w:pPr>
+        <w:jc w:val="both"/>
+      </w:pPr>
       <w:r>
         <w:rPr/>
         <w:t>The default collection brings together longevity-associated variants, disease-predisposing variants and drug-response associations (Table 1).</w:t>
@@ -1611,6 +1711,9 @@
       </w:r>
     </w:p>
     <w:p>
+      <w:pPr>
+        <w:jc w:val="both"/>
+      </w:pPr>
       <w:r>
         <w:rPr>
           <w:b/>
@@ -2051,6 +2154,9 @@
       </w:r>
     </w:p>
     <w:p>
+      <w:pPr>
+        <w:jc w:val="both"/>
+      </w:pPr>
       <w:r>
         <w:rPr/>
         <w:t>The Longevity Variants module (published as Longevity Map) connects an individual's genotypes to studies of survival and exceptional longevity, with the source populations and findings available for inspection.</w:t>
@@ -2073,6 +2179,9 @@
       </w:r>
     </w:p>
     <w:p>
+      <w:pPr>
+        <w:jc w:val="both"/>
+      </w:pPr>
       <w:r>
         <w:rPr/>
         <w:t xml:space="preserve">The module's displayed score is the product of two component weights, </w:t>
@@ -2149,6 +2258,9 @@
       </w:r>
     </w:p>
     <w:p>
+      <w:pPr>
+        <w:jc w:val="both"/>
+      </w:pPr>
       <w:r>
         <w:rPr>
           <w:b/>
@@ -2185,6 +2297,9 @@
       </w:r>
     </w:p>
     <w:p>
+      <w:pPr>
+        <w:jc w:val="both"/>
+      </w:pPr>
       <w:r>
         <w:drawing>
           <wp:inline xmlns:a="http://schemas.openxmlformats.org/drawingml/2006/main" xmlns:pic="http://schemas.openxmlformats.org/drawingml/2006/picture">
@@ -2221,6 +2336,9 @@
       </w:r>
     </w:p>
     <w:p>
+      <w:pPr>
+        <w:jc w:val="both"/>
+      </w:pPr>
       <w:r>
         <w:rPr>
           <w:b/>
@@ -2258,12 +2376,18 @@
       </w:r>
     </w:p>
     <w:p>
+      <w:pPr>
+        <w:jc w:val="both"/>
+      </w:pPr>
       <w:r>
         <w:rPr/>
         <w:t>For traits with several published models, the interface displays the scores together, each with its percentile, coverage and quality label, beside a summary across the models and the reference population, so that users can inspect agreement and disagreement (Figure 3).</w:t>
       </w:r>
     </w:p>
     <w:p>
+      <w:pPr>
+        <w:jc w:val="both"/>
+      </w:pPr>
       <w:r>
         <w:rPr/>
         <w:t>Polygenic risk scores (PRS) aggregate the effects of many variants into a single weighted sum (Lambert et al., 2021), which is read as a position within a reference population for a given trait.</w:t>
@@ -2286,6 +2410,9 @@
       </w:r>
     </w:p>
     <w:p>
+      <w:pPr>
+        <w:jc w:val="both"/>
+      </w:pPr>
       <w:r>
         <w:rPr>
           <w:b/>
@@ -2346,6 +2473,9 @@
       </w:r>
     </w:p>
     <w:p>
+      <w:pPr>
+        <w:jc w:val="both"/>
+      </w:pPr>
       <w:r>
         <w:rPr/>
         <w:t xml:space="preserve">Each computed score carries a quality label: </w:t>
@@ -2400,6 +2530,9 @@
       </w:r>
     </w:p>
     <w:p>
+      <w:pPr>
+        <w:jc w:val="both"/>
+      </w:pPr>
       <w:r>
         <w:rPr/>
         <w:t>Generation I derived its PRS percentiles by simulating 10,000 genotypes from pooled gnomAD allele frequencies and fitting a normal distribution to the simulated scores (Kulaga et al., 2024).</w:t>
@@ -2414,6 +2547,9 @@
       </w:r>
     </w:p>
     <w:p>
+      <w:pPr>
+        <w:jc w:val="both"/>
+      </w:pPr>
       <w:r>
         <w:rPr/>
         <w:t>just-prs provides two scoring engines: DuckDB (SQL-based, out-of-core scoring; Raasveldt and Mühleisen, 2019) and Polars (LazyFrame joins).</w:t>
@@ -2464,6 +2600,9 @@
       </w:r>
     </w:p>
     <w:p>
+      <w:pPr>
+        <w:jc w:val="both"/>
+      </w:pPr>
       <w:r>
         <w:rPr/>
         <w:t>For variant-only whole-genome VCFs, just-prs can optionally count absent scoring loci as homozygous reference, using a reference-allele dataset.</w:t>
@@ -2482,6 +2621,9 @@
       </w:r>
     </w:p>
     <w:p>
+      <w:pPr>
+        <w:jc w:val="both"/>
+      </w:pPr>
       <w:r>
         <w:rPr/>
         <w:t>For consumer arrays (23andMe, AncestryDNA), precomputed linkage disequilibrium (LD) proxy tables estimate untyped scoring variants from typed ones where suitable tables exist; as of October 2026, the just-prs library reads these files but the platform's web upload does not (Section 5.4).</w:t>
@@ -2492,6 +2634,9 @@
       </w:r>
     </w:p>
     <w:p>
+      <w:pPr>
+        <w:jc w:val="both"/>
+      </w:pPr>
       <w:r>
         <w:drawing>
           <wp:inline xmlns:a="http://schemas.openxmlformats.org/drawingml/2006/main" xmlns:pic="http://schemas.openxmlformats.org/drawingml/2006/picture">
@@ -2528,6 +2673,9 @@
       </w:r>
     </w:p>
     <w:p>
+      <w:pPr>
+        <w:jc w:val="both"/>
+      </w:pPr>
       <w:r>
         <w:rPr>
           <w:b/>
@@ -2597,6 +2745,9 @@
       </w:r>
     </w:p>
     <w:p>
+      <w:pPr>
+        <w:jc w:val="both"/>
+      </w:pPr>
       <w:r>
         <w:rPr/>
         <w:t xml:space="preserve">Users who only want polygenic scores can run just-prs on its own, through its Python API, command-line interface, dedicated web UI, </w:t>
@@ -2623,6 +2774,9 @@
       </w:r>
     </w:p>
     <w:p>
+      <w:pPr>
+        <w:jc w:val="both"/>
+      </w:pPr>
       <w:r>
         <w:rPr/>
         <w:t xml:space="preserve">Just-DNA-Lite also has its own MCP server for the full workflow (samples, modules, annotation jobs and their results), while </w:t>
@@ -2647,6 +2801,9 @@
       </w:r>
     </w:p>
     <w:p>
+      <w:pPr>
+        <w:jc w:val="both"/>
+      </w:pPr>
       <w:r>
         <w:rPr/>
         <w:t>The tools return PGS IDs, variant-match rates, model quality tiers, reference populations, percentiles and agreement or disagreement among models for a trait.</w:t>
@@ -2665,6 +2822,9 @@
       </w:r>
     </w:p>
     <w:p>
+      <w:pPr>
+        <w:jc w:val="both"/>
+      </w:pPr>
       <w:r>
         <w:rPr/>
         <w:t>All these interfaces call one scoring implementation, so equivalent inputs, reference data and settings should give equivalent results with the same just-prs version.</w:t>
@@ -2686,6 +2846,9 @@
       </w:r>
     </w:p>
     <w:p>
+      <w:pPr>
+        <w:jc w:val="both"/>
+      </w:pPr>
       <w:r>
         <w:rPr/>
         <w:t xml:space="preserve">The reference superpopulation is chosen by a k-nearest-neighbour classifier on principal components, built once from the 1000 Genomes high-coverage panel (Byrska-Bishop et al., 2022) and downloaded as a fixed model (HuggingFace dataset </w:t>
@@ -2779,6 +2942,9 @@
       </w:r>
     </w:p>
     <w:p>
+      <w:pPr>
+        <w:jc w:val="both"/>
+      </w:pPr>
       <w:r>
         <w:rPr/>
         <w:t>The platform includes several additional modules curated by hand from the published literature: coronary artery disease (SNPs selected on meta-study p-values and the number of studies across populations), lipid metabolism (selected by the same criteria), VO2 max (published studies of the oxygen-uptake response to exercise training, mostly candidate-gene and cohort studies) and Superhuman (rare protective alleles from the Church laboratory's Protective and Enhancing Alleles list, checked against the primary literature).</w:t>
@@ -2804,6 +2970,9 @@
       </w:r>
     </w:p>
     <w:p>
+      <w:pPr>
+        <w:jc w:val="both"/>
+      </w:pPr>
       <w:r>
         <w:rPr/>
         <w:t xml:space="preserve">Because modules are data, new content reaches users through configured repositories or </w:t>
@@ -2836,6 +3005,9 @@
       </w:r>
     </w:p>
     <w:p>
+      <w:pPr>
+        <w:jc w:val="both"/>
+      </w:pPr>
       <w:r>
         <w:rPr/>
         <w:t>The registry works like an app store for this content.</w:t>
@@ -2879,6 +3051,9 @@
       </w:r>
     </w:p>
     <w:p>
+      <w:pPr>
+        <w:jc w:val="both"/>
+      </w:pPr>
       <w:r>
         <w:rPr/>
         <w:t>The benchmarks in this section measure how fast the platform annotates a genome and computes polygenic scores, how much memory it uses, and how closely its scoring engines agree with each other and with an external tool.</w:t>
@@ -2900,6 +3075,9 @@
       </w:r>
     </w:p>
     <w:p>
+      <w:pPr>
+        <w:jc w:val="both"/>
+      </w:pPr>
       <w:r>
         <w:rPr/>
         <w:t>On Anton Kulaga's published call set, the median full Generation II run took 33.2 s against 6,005.4 s for Generation I, an approximately 181-fold speedup; across the three call sets Generation I ran on, it was 128- to 231-fold (Table 2).</w:t>
@@ -2926,6 +3104,9 @@
       </w:r>
     </w:p>
     <w:p>
+      <w:pPr>
+        <w:jc w:val="both"/>
+      </w:pPr>
       <w:r>
         <w:rPr/>
         <w:t>The benchmark used SSD storage and a workstation with 63 GiB RAM; it does not directly establish performance on a laptop or on rotational disks.</w:t>
@@ -2954,6 +3135,9 @@
       </w:r>
     </w:p>
     <w:p>
+      <w:pPr>
+        <w:jc w:val="both"/>
+      </w:pPr>
       <w:r>
         <w:rPr/>
         <w:t>We benchmarked Just-DNA-Lite against the Generation I OakVar-based system on one workstation (Table S6).</w:t>
@@ -2982,6 +3166,9 @@
       </w:r>
     </w:p>
     <w:p>
+      <w:pPr>
+        <w:jc w:val="both"/>
+      </w:pPr>
       <w:r>
         <w:rPr/>
         <w:t xml:space="preserve">Generation II annotated each genome with the ten modules of Table 1, with Ensembl annotation off, in three modes: </w:t>
@@ -3030,6 +3217,9 @@
       </w:r>
     </w:p>
     <w:p>
+      <w:pPr>
+        <w:jc w:val="both"/>
+      </w:pPr>
       <w:r>
         <w:rPr>
           <w:b/>
@@ -4556,6 +4746,9 @@
       </w:r>
     </w:p>
     <w:p>
+      <w:pPr>
+        <w:jc w:val="both"/>
+      </w:pPr>
       <w:r>
         <w:rPr/>
         <w:t>The two just-prs engines agreed closely on the benchmark genome, while agreement with PLINK2 depended on how variants were matched (Supplementary S3).</w:t>
@@ -4566,6 +4759,9 @@
       </w:r>
     </w:p>
     <w:p>
+      <w:pPr>
+        <w:jc w:val="both"/>
+      </w:pPr>
       <w:r>
         <w:rPr/>
         <w:t>We benchmarked the DuckDB and Polars engines of just-prs against the external tool PLINK2 (Chang et al., 2015) on 100 PGS Catalog scores (listed in Supplementary S3) using Anton Kulaga's published whole-genome VCF of Section 4.1 (4,661,444 records with FILTER PASS or unset, GRCh38; Zenodo 18370498).</w:t>
@@ -4592,6 +4788,9 @@
       </w:r>
     </w:p>
     <w:p>
+      <w:pPr>
+        <w:jc w:val="both"/>
+      </w:pPr>
       <w:r>
         <w:rPr/>
         <w:t>The just-prs project reran the same 100 scores on the same genome with just-prs 0.10.2, against the same PLINK2 build reading the PASS records, with PLINK2's score file built as for the fixed input of Supplementary S3 (identifiers for every candidate other allele, and the weights of identifiers that two scoring rows share after liftover summed); both tools read chromosomes 1 to 22 only.</w:t>
@@ -4620,12 +4819,18 @@
       </w:r>
     </w:p>
     <w:p>
+      <w:pPr>
+        <w:jc w:val="both"/>
+      </w:pPr>
       <w:r>
         <w:rPr/>
         <w:t>The earlier benchmark with just-prs 0.10.1, which matched genotypes by position alone, is documented in Supplementary S3, so that its results remain traceable to the recorded protocol.</w:t>
       </w:r>
     </w:p>
     <w:p>
+      <w:pPr>
+        <w:jc w:val="both"/>
+      </w:pPr>
       <w:r>
         <w:rPr>
           <w:b/>
@@ -5009,6 +5214,9 @@
       </w:tr>
     </w:tbl>
     <w:p>
+      <w:pPr>
+        <w:jc w:val="both"/>
+      </w:pPr>
       <w:r>
         <w:rPr>
           <w:b/>
@@ -5254,6 +5462,9 @@
       </w:tr>
     </w:tbl>
     <w:p>
+      <w:pPr>
+        <w:jc w:val="both"/>
+      </w:pPr>
       <w:r>
         <w:rPr/>
         <w:t>DuckDB and Polars agreed to within 5.68 × 10⁻¹⁴ on this input.</w:t>
@@ -5294,6 +5505,9 @@
       </w:r>
     </w:p>
     <w:p>
+      <w:pPr>
+        <w:jc w:val="both"/>
+      </w:pPr>
       <w:r>
         <w:rPr/>
         <w:t>In the 0.10.2 rerun, the median share of a score's variants that were matched was 53% for just-prs (range 22 to 79%) and 51% for PLINK2 (range 22 to 78%); the counts are not the same measure (scoring rows matched to a called genotype for just-prs, variants processed and matched by identifier for PLINK2).</w:t>
@@ -5316,6 +5530,9 @@
       </w:r>
     </w:p>
     <w:p>
+      <w:pPr>
+        <w:jc w:val="both"/>
+      </w:pPr>
       <w:r>
         <w:rPr/>
         <w:t>The rerun covers chromosomes 1 to 22; Supplementary S9 reports a run of 195 scores with X, Y, the pseudoautosomal regions and the mitochondrial genome included.</w:t>
@@ -5339,6 +5556,9 @@
       </w:r>
     </w:p>
     <w:p>
+      <w:pPr>
+        <w:jc w:val="both"/>
+      </w:pPr>
       <w:r>
         <w:rPr/>
         <w:t>The platform connects a genome to the evidence used to annotate it: an individual variant's supporting studies and the reference population behind a polygenic percentile.</w:t>
@@ -5372,6 +5592,9 @@
       </w:r>
     </w:p>
     <w:p>
+      <w:pPr>
+        <w:jc w:val="both"/>
+      </w:pPr>
       <w:r>
         <w:rPr/>
         <w:t>Variant annotation tools are based on statistical associations from published literature.</w:t>
@@ -5398,6 +5621,9 @@
       </w:r>
     </w:p>
     <w:p>
+      <w:pPr>
+        <w:jc w:val="both"/>
+      </w:pPr>
       <w:r>
         <w:rPr/>
         <w:t>AI-generated modules carry additional uncertainty: they are automated drafts produced by language models reading published papers, and they will contain mistakes.</w:t>
@@ -5427,6 +5653,9 @@
       </w:r>
     </w:p>
     <w:p>
+      <w:pPr>
+        <w:jc w:val="both"/>
+      </w:pPr>
       <w:r>
         <w:rPr/>
         <w:t>Core annotation and PRS computation use local genome files, cached reference datasets and local result storage.</w:t>
@@ -5484,6 +5713,9 @@
       </w:r>
     </w:p>
     <w:p>
+      <w:pPr>
+        <w:jc w:val="both"/>
+      </w:pPr>
       <w:commentRangeStart w:id="14"/>
       <w:r>
         <w:rPr/>
@@ -5510,6 +5742,9 @@
       </w:r>
     </w:p>
     <w:p>
+      <w:pPr>
+        <w:jc w:val="both"/>
+      </w:pPr>
       <w:r>
         <w:rPr/>
         <w:t>Genomic findings can be misinterpreted or provide false reassurance, particularly when analytical errors and ancestry differences are overlooked (Tandy-Connor et al., 2018; Manrai et al., 2016).</w:t>
@@ -5547,6 +5782,9 @@
       </w:r>
     </w:p>
     <w:p>
+      <w:pPr>
+        <w:jc w:val="both"/>
+      </w:pPr>
       <w:r>
         <w:rPr>
           <w:b/>
@@ -5652,6 +5890,9 @@
       </w:r>
     </w:p>
     <w:p>
+      <w:pPr>
+        <w:jc w:val="both"/>
+      </w:pPr>
       <w:r>
         <w:rPr/>
         <w:t>Several extensions are underway or planned: GRCh37/hg19 support across annotation and the web interface, fuller consumer-microarray support and T2T reference support.</w:t>
@@ -5701,6 +5942,9 @@
       </w:r>
     </w:p>
     <w:p>
+      <w:pPr>
+        <w:jc w:val="both"/>
+      </w:pPr>
       <w:r>
         <w:rPr/>
         <w:t>Just-DNA-Lite gives people and researchers a local way to read a genome against published evidence.</w:t>
@@ -5740,6 +5984,7 @@
     <w:p>
       <w:pPr>
         <w:pStyle w:val="ListBullet"/>
+        <w:jc w:val="both"/>
       </w:pPr>
       <w:r>
         <w:rPr>
@@ -5755,6 +6000,7 @@
     <w:p>
       <w:pPr>
         <w:pStyle w:val="ListBullet"/>
+        <w:jc w:val="both"/>
       </w:pPr>
       <w:r>
         <w:rPr>
@@ -5770,6 +6016,7 @@
     <w:p>
       <w:pPr>
         <w:pStyle w:val="ListBullet"/>
+        <w:jc w:val="both"/>
       </w:pPr>
       <w:r>
         <w:rPr>
@@ -5785,6 +6032,7 @@
     <w:p>
       <w:pPr>
         <w:pStyle w:val="ListBullet"/>
+        <w:jc w:val="both"/>
       </w:pPr>
       <w:r>
         <w:rPr>
@@ -5800,6 +6048,7 @@
     <w:p>
       <w:pPr>
         <w:pStyle w:val="ListBullet"/>
+        <w:jc w:val="both"/>
       </w:pPr>
       <w:r>
         <w:rPr>
@@ -5815,6 +6064,7 @@
     <w:p>
       <w:pPr>
         <w:pStyle w:val="ListBullet"/>
+        <w:jc w:val="both"/>
       </w:pPr>
       <w:r>
         <w:rPr>
@@ -5830,6 +6080,7 @@
     <w:p>
       <w:pPr>
         <w:pStyle w:val="ListBullet"/>
+        <w:jc w:val="both"/>
       </w:pPr>
       <w:r>
         <w:rPr>
@@ -5845,6 +6096,7 @@
     <w:p>
       <w:pPr>
         <w:pStyle w:val="ListBullet"/>
+        <w:jc w:val="both"/>
       </w:pPr>
       <w:r>
         <w:rPr>
@@ -5860,6 +6112,7 @@
     <w:p>
       <w:pPr>
         <w:pStyle w:val="ListBullet"/>
+        <w:jc w:val="both"/>
       </w:pPr>
       <w:r>
         <w:rPr>
@@ -5873,6 +6126,9 @@
       </w:r>
     </w:p>
     <w:p>
+      <w:pPr>
+        <w:jc w:val="both"/>
+      </w:pPr>
       <w:r>
         <w:rPr>
           <w:b/>
@@ -5885,6 +6141,9 @@
       </w:r>
     </w:p>
     <w:p>
+      <w:pPr>
+        <w:jc w:val="both"/>
+      </w:pPr>
       <w:r>
         <w:rPr>
           <w:b/>
@@ -5932,6 +6191,9 @@
       </w:r>
     </w:p>
     <w:p>
+      <w:pPr>
+        <w:jc w:val="both"/>
+      </w:pPr>
       <w:r>
         <w:rPr/>
         <w:t>This work was supported by the Ministry of Investments and European Projects, through the Managing Authority for the Health Program [PS/272/PS_P5/OP1/RSO1.1/PS_P5_RSO1.1_A9–ROGEN Project, MySMIS 324809, to A.K.</w:t>
@@ -5953,6 +6215,9 @@
       </w:r>
     </w:p>
     <w:p>
+      <w:pPr>
+        <w:jc w:val="both"/>
+      </w:pPr>
       <w:r>
         <w:rPr>
           <w:b/>
@@ -5997,6 +6262,9 @@
       </w:r>
     </w:p>
     <w:p>
+      <w:pPr>
+        <w:jc w:val="both"/>
+      </w:pPr>
       <w:r>
         <w:rPr/>
         <w:t>Annotation modules and reference datasets are published to the just-dna-seq organization on HuggingFace (annotators, ensembl_variations, clinvar, pgs-catalog, prs-percentiles), which is the default source for module auto-discovery.</w:t>
@@ -6018,6 +6286,9 @@
       </w:r>
     </w:p>
     <w:p>
+      <w:pPr>
+        <w:jc w:val="both"/>
+      </w:pPr>
       <w:r>
         <w:rPr/>
         <w:t>The two personal genomes used in the benchmarks and examples are public on Zenodo: Anton Kulaga's whole-genome VCF (Kulaga, 2026; https://doi.org/10.5281/zenodo.18370498, CC0 1.0) and Livia Zaharia's (Zaharia, 2026; https://doi.org/10.5281/zenodo.19487816, CC BY 4.0).</w:t>
@@ -6109,6 +6380,7 @@
     <w:p>
       <w:pPr>
         <w:pStyle w:val="ListBullet"/>
+        <w:jc w:val="both"/>
       </w:pPr>
       <w:r>
         <w:rPr/>
@@ -6127,6 +6399,9 @@
       </w:r>
     </w:p>
     <w:p>
+      <w:pPr>
+        <w:jc w:val="both"/>
+      </w:pPr>
       <w:commentRangeStart w:id="1"/>
       <w:r>
         <w:rPr/>
@@ -6192,6 +6467,9 @@
       </w:r>
     </w:p>
     <w:p>
+      <w:pPr>
+        <w:jc w:val="both"/>
+      </w:pPr>
       <w:r>
         <w:rPr/>
         <w:t>Chen, T., et al.</w:t>
@@ -6224,6 +6502,9 @@
       </w:r>
     </w:p>
     <w:p>
+      <w:pPr>
+        <w:jc w:val="both"/>
+      </w:pPr>
       <w:r>
         <w:rPr/>
         <w:t>Ehman, M., et al.</w:t>
@@ -6256,6 +6537,9 @@
       </w:r>
     </w:p>
     <w:p>
+      <w:pPr>
+        <w:jc w:val="both"/>
+      </w:pPr>
       <w:r>
         <w:rPr/>
         <w:t>Illumina (2023).</w:t>
@@ -6270,6 +6554,9 @@
       </w:r>
     </w:p>
     <w:p>
+      <w:pPr>
+        <w:jc w:val="both"/>
+      </w:pPr>
       <w:r>
         <w:rPr/>
         <w:t>Mordaunt, D.</w:t>
@@ -6306,6 +6593,9 @@
       </w:r>
     </w:p>
     <w:p>
+      <w:pPr>
+        <w:jc w:val="both"/>
+      </w:pPr>
       <w:r>
         <w:rPr/>
         <w:t>National Human Genome Research Institute (2021).</w:t>
@@ -6320,6 +6610,9 @@
       </w:r>
     </w:p>
     <w:p>
+      <w:pPr>
+        <w:jc w:val="both"/>
+      </w:pPr>
       <w:r>
         <w:rPr/>
         <w:t>Nelson, S.</w:t>
@@ -6356,6 +6649,9 @@
       </w:r>
     </w:p>
     <w:p>
+      <w:pPr>
+        <w:jc w:val="both"/>
+      </w:pPr>
       <w:r>
         <w:rPr/>
         <w:t>O'Daniel, J.</w:t>
@@ -6392,6 +6688,9 @@
       </w:r>
     </w:p>
     <w:p>
+      <w:pPr>
+        <w:jc w:val="both"/>
+      </w:pPr>
       <w:r>
         <w:rPr/>
         <w:t>Ultima Genomics (2025).</w:t>
@@ -6410,6 +6709,9 @@
       </w:r>
     </w:p>
     <w:p>
+      <w:pPr>
+        <w:jc w:val="both"/>
+      </w:pPr>
       <w:r>
         <w:rPr/>
         <w:t>Wiewiórka, M., Khamutou, P., Zbysiński, M., &amp; Gambin, T.</w:t>
@@ -6442,6 +6744,9 @@
       </w:r>
     </w:p>
     <w:p>
+      <w:pPr>
+        <w:jc w:val="both"/>
+      </w:pPr>
       <w:r>
         <w:rPr/>
         <w:t>Behera, S., et al.</w:t>
@@ -6474,6 +6779,9 @@
       </w:r>
     </w:p>
     <w:p>
+      <w:pPr>
+        <w:jc w:val="both"/>
+      </w:pPr>
       <w:r>
         <w:rPr/>
         <w:t>Broer, L., et al.</w:t>
@@ -6506,6 +6814,9 @@
       </w:r>
     </w:p>
     <w:p>
+      <w:pPr>
+        <w:jc w:val="both"/>
+      </w:pPr>
       <w:r>
         <w:rPr/>
         <w:t>Byrska-Bishop, M., et al.</w:t>
@@ -6538,6 +6849,9 @@
       </w:r>
     </w:p>
     <w:p>
+      <w:pPr>
+        <w:jc w:val="both"/>
+      </w:pPr>
       <w:r>
         <w:rPr/>
         <w:t>Caruso, C., et al.</w:t>
@@ -6570,6 +6884,9 @@
       </w:r>
     </w:p>
     <w:p>
+      <w:pPr>
+        <w:jc w:val="both"/>
+      </w:pPr>
       <w:r>
         <w:rPr/>
         <w:t>Chang, C.</w:t>
@@ -6606,6 +6923,9 @@
       </w:r>
     </w:p>
     <w:p>
+      <w:pPr>
+        <w:jc w:val="both"/>
+      </w:pPr>
       <w:r>
         <w:rPr/>
         <w:t>Dagster Labs (2026).</w:t>
@@ -6620,6 +6940,9 @@
       </w:r>
     </w:p>
     <w:p>
+      <w:pPr>
+        <w:jc w:val="both"/>
+      </w:pPr>
       <w:r>
         <w:rPr/>
         <w:t>Dyer, S.</w:t>
@@ -6656,6 +6979,9 @@
       </w:r>
     </w:p>
     <w:p>
+      <w:pPr>
+        <w:jc w:val="both"/>
+      </w:pPr>
       <w:r>
         <w:rPr/>
         <w:t>[dataset] Google (2020).</w:t>
@@ -6670,6 +6996,9 @@
       </w:r>
     </w:p>
     <w:p>
+      <w:pPr>
+        <w:jc w:val="both"/>
+      </w:pPr>
       <w:r>
         <w:rPr/>
         <w:t>[dataset] just-dna-seq (2026a).</w:t>
@@ -6688,6 +7017,9 @@
       </w:r>
     </w:p>
     <w:p>
+      <w:pPr>
+        <w:jc w:val="both"/>
+      </w:pPr>
       <w:r>
         <w:rPr/>
         <w:t>[dataset] just-dna-seq (2026b).</w:t>
@@ -6706,6 +7038,9 @@
       </w:r>
     </w:p>
     <w:p>
+      <w:pPr>
+        <w:jc w:val="both"/>
+      </w:pPr>
       <w:r>
         <w:rPr/>
         <w:t>[dataset] just-dna-seq (2026c).</w:t>
@@ -6724,6 +7059,9 @@
       </w:r>
     </w:p>
     <w:p>
+      <w:pPr>
+        <w:jc w:val="both"/>
+      </w:pPr>
       <w:r>
         <w:rPr/>
         <w:t>[dataset] just-dna-seq (2026d).</w:t>
@@ -6742,6 +7080,9 @@
       </w:r>
     </w:p>
     <w:p>
+      <w:pPr>
+        <w:jc w:val="both"/>
+      </w:pPr>
       <w:r>
         <w:rPr/>
         <w:t>[dataset] Kulaga, A.</w:t>
@@ -6764,6 +7105,9 @@
       </w:r>
     </w:p>
     <w:p>
+      <w:pPr>
+        <w:jc w:val="both"/>
+      </w:pPr>
       <w:r>
         <w:rPr/>
         <w:t>Kulaga, A., et al.</w:t>
@@ -6796,6 +7140,9 @@
       </w:r>
     </w:p>
     <w:p>
+      <w:pPr>
+        <w:jc w:val="both"/>
+      </w:pPr>
       <w:r>
         <w:rPr/>
         <w:t>Lambert, S.</w:t>
@@ -6832,6 +7179,9 @@
       </w:r>
     </w:p>
     <w:p>
+      <w:pPr>
+        <w:jc w:val="both"/>
+      </w:pPr>
       <w:r>
         <w:rPr/>
         <w:t>Landrum, M.</w:t>
@@ -6868,6 +7218,9 @@
       </w:r>
     </w:p>
     <w:p>
+      <w:pPr>
+        <w:jc w:val="both"/>
+      </w:pPr>
       <w:r>
         <w:rPr/>
         <w:t>Manichaikul, A., et al.</w:t>
@@ -6900,6 +7253,9 @@
       </w:r>
     </w:p>
     <w:p>
+      <w:pPr>
+        <w:jc w:val="both"/>
+      </w:pPr>
       <w:r>
         <w:rPr/>
         <w:t>Manrai, A.</w:t>
@@ -6936,6 +7292,9 @@
       </w:r>
     </w:p>
     <w:p>
+      <w:pPr>
+        <w:jc w:val="both"/>
+      </w:pPr>
       <w:r>
         <w:rPr/>
         <w:t>McLaren, W., et al.</w:t>
@@ -6968,6 +7327,9 @@
       </w:r>
     </w:p>
     <w:p>
+      <w:pPr>
+        <w:jc w:val="both"/>
+      </w:pPr>
       <w:r>
         <w:rPr/>
         <w:t>Pagel, K.</w:t>
@@ -7004,6 +7366,9 @@
       </w:r>
     </w:p>
     <w:p>
+      <w:pPr>
+        <w:jc w:val="both"/>
+      </w:pPr>
       <w:r>
         <w:rPr/>
         <w:t>Poplin, R., et al.</w:t>
@@ -7036,6 +7401,9 @@
       </w:r>
     </w:p>
     <w:p>
+      <w:pPr>
+        <w:jc w:val="both"/>
+      </w:pPr>
       <w:r>
         <w:rPr/>
         <w:t>Raasveldt, M., &amp; Mühleisen, H.</w:t>
@@ -7068,6 +7436,9 @@
       </w:r>
     </w:p>
     <w:p>
+      <w:pPr>
+        <w:jc w:val="both"/>
+      </w:pPr>
       <w:r>
         <w:rPr/>
         <w:t>Reflex (2026).</w:t>
@@ -7082,6 +7453,9 @@
       </w:r>
     </w:p>
     <w:p>
+      <w:pPr>
+        <w:jc w:val="both"/>
+      </w:pPr>
       <w:r>
         <w:rPr/>
         <w:t>Shenhar, B., Pridham, G., De Oliveira, T.</w:t>
@@ -7118,6 +7492,9 @@
       </w:r>
     </w:p>
     <w:p>
+      <w:pPr>
+        <w:jc w:val="both"/>
+      </w:pPr>
       <w:r>
         <w:rPr/>
         <w:t>Tacutu, R., et al.</w:t>
@@ -7150,6 +7527,9 @@
       </w:r>
     </w:p>
     <w:p>
+      <w:pPr>
+        <w:jc w:val="both"/>
+      </w:pPr>
       <w:r>
         <w:rPr/>
         <w:t>Tandy-Connor, S., et al.</w:t>
@@ -7182,6 +7562,9 @@
       </w:r>
     </w:p>
     <w:p>
+      <w:pPr>
+        <w:jc w:val="both"/>
+      </w:pPr>
       <w:r>
         <w:rPr/>
         <w:t>Wang, K., Li, M., &amp; Hakonarson, H.</w:t>
@@ -7214,6 +7597,9 @@
       </w:r>
     </w:p>
     <w:p>
+      <w:pPr>
+        <w:jc w:val="both"/>
+      </w:pPr>
       <w:r>
         <w:rPr/>
         <w:t>Whirl-Carrillo, M., et al.</w:t>
@@ -7246,6 +7632,9 @@
       </w:r>
     </w:p>
     <w:p>
+      <w:pPr>
+        <w:jc w:val="both"/>
+      </w:pPr>
       <w:r>
         <w:rPr/>
         <w:t>[dataset] Zaharia, L.</w:t>
@@ -7268,6 +7657,9 @@
       </w:r>
     </w:p>
     <w:p>
+      <w:pPr>
+        <w:jc w:val="both"/>
+      </w:pPr>
       <w:r>
         <w:rPr/>
         <w:t>Zhang, D., et al.</w:t>
@@ -7300,6 +7692,9 @@
       </w:r>
     </w:p>
     <w:p>
+      <w:pPr>
+        <w:jc w:val="both"/>
+      </w:pPr>
       <w:r>
         <w:rPr/>
         <w:t>Zook, J.</w:t>
@@ -7347,7 +7742,7 @@
 
 <file path=word/comments.xml><?xml version="1.0" encoding="utf-8"?>
 <w:comments xmlns:a="http://schemas.openxmlformats.org/drawingml/2006/main" xmlns:pic="http://schemas.openxmlformats.org/drawingml/2006/picture" xmlns:r="http://schemas.openxmlformats.org/officeDocument/2006/relationships" xmlns:w="http://schemas.openxmlformats.org/wordprocessingml/2006/main" xmlns:wp="http://schemas.openxmlformats.org/drawingml/2006/wordprocessingDrawing" xmlns:mc="http://schemas.openxmlformats.org/markup-compatibility/2006" xmlns:a14="http://schemas.microsoft.com/office/drawing/2010/main" xmlns:w14="http://schemas.microsoft.com/office/word/2010/wordml" xmlns:wpc="http://schemas.microsoft.com/office/word/2010/wordprocessingCanvas">
-  <w:comment w:id="0" w:author="Decisions for the authors" w:initials="DF" w:date="2026-10-28T00:23:22Z">
+  <w:comment w:id="0" w:author="Decisions for the authors" w:initials="DF" w:date="2026-10-28T00:43:04Z">
     <w:p>
       <w:pPr>
         <w:pStyle w:val="CommentText"/>
@@ -7363,7 +7758,7 @@
       </w:r>
     </w:p>
   </w:comment>
-  <w:comment w:id="1" w:author="Decisions for the authors" w:initials="DF" w:date="2026-10-28T00:23:22Z">
+  <w:comment w:id="1" w:author="Decisions for the authors" w:initials="DF" w:date="2026-10-28T00:43:04Z">
     <w:p>
       <w:pPr>
         <w:pStyle w:val="CommentText"/>
@@ -7379,7 +7774,7 @@
       </w:r>
     </w:p>
   </w:comment>
-  <w:comment w:id="2" w:author="Decisions for the authors" w:initials="DF" w:date="2026-10-28T00:23:22Z">
+  <w:comment w:id="2" w:author="Decisions for the authors" w:initials="DF" w:date="2026-10-28T00:43:04Z">
     <w:p>
       <w:pPr>
         <w:pStyle w:val="CommentText"/>
@@ -7395,7 +7790,7 @@
       </w:r>
     </w:p>
   </w:comment>
-  <w:comment w:id="3" w:author="Decisions for the authors" w:initials="DF" w:date="2026-10-28T00:23:22Z">
+  <w:comment w:id="3" w:author="Decisions for the authors" w:initials="DF" w:date="2026-10-28T00:43:04Z">
     <w:p>
       <w:pPr>
         <w:pStyle w:val="CommentText"/>
@@ -7411,7 +7806,7 @@
       </w:r>
     </w:p>
   </w:comment>
-  <w:comment w:id="4" w:author="Decisions for the authors" w:initials="DF" w:date="2026-10-28T00:23:22Z">
+  <w:comment w:id="4" w:author="Decisions for the authors" w:initials="DF" w:date="2026-10-28T00:43:04Z">
     <w:p>
       <w:pPr>
         <w:pStyle w:val="CommentText"/>
@@ -7427,7 +7822,7 @@
       </w:r>
     </w:p>
   </w:comment>
-  <w:comment w:id="5" w:author="Decisions for the authors" w:initials="DF" w:date="2026-10-28T00:23:22Z">
+  <w:comment w:id="5" w:author="Decisions for the authors" w:initials="DF" w:date="2026-10-28T00:43:04Z">
     <w:p>
       <w:pPr>
         <w:pStyle w:val="CommentText"/>
@@ -7443,7 +7838,7 @@
       </w:r>
     </w:p>
   </w:comment>
-  <w:comment w:id="6" w:author="Decisions for the authors" w:initials="DF" w:date="2026-10-28T00:23:22Z">
+  <w:comment w:id="6" w:author="Decisions for the authors" w:initials="DF" w:date="2026-10-28T00:43:04Z">
     <w:p>
       <w:pPr>
         <w:pStyle w:val="CommentText"/>
@@ -7459,7 +7854,7 @@
       </w:r>
     </w:p>
   </w:comment>
-  <w:comment w:id="7" w:author="Decisions for the authors" w:initials="DF" w:date="2026-10-28T00:23:23Z">
+  <w:comment w:id="7" w:author="Decisions for the authors" w:initials="DF" w:date="2026-10-28T00:43:04Z">
     <w:p>
       <w:pPr>
         <w:pStyle w:val="CommentText"/>
@@ -7475,7 +7870,7 @@
       </w:r>
     </w:p>
   </w:comment>
-  <w:comment w:id="8" w:author="Decisions for the authors" w:initials="DF" w:date="2026-10-28T00:23:23Z">
+  <w:comment w:id="8" w:author="Decisions for the authors" w:initials="DF" w:date="2026-10-28T00:43:04Z">
     <w:p>
       <w:pPr>
         <w:pStyle w:val="CommentText"/>
@@ -7491,7 +7886,7 @@
       </w:r>
     </w:p>
   </w:comment>
-  <w:comment w:id="9" w:author="Decisions for the authors" w:initials="DF" w:date="2026-10-28T00:23:23Z">
+  <w:comment w:id="9" w:author="Decisions for the authors" w:initials="DF" w:date="2026-10-28T00:43:04Z">
     <w:p>
       <w:pPr>
         <w:pStyle w:val="CommentText"/>
@@ -7507,7 +7902,7 @@
       </w:r>
     </w:p>
   </w:comment>
-  <w:comment w:id="10" w:author="Decisions for the authors" w:initials="DF" w:date="2026-10-28T00:23:23Z">
+  <w:comment w:id="10" w:author="Decisions for the authors" w:initials="DF" w:date="2026-10-28T00:43:04Z">
     <w:p>
       <w:pPr>
         <w:pStyle w:val="CommentText"/>
@@ -7523,7 +7918,7 @@
       </w:r>
     </w:p>
   </w:comment>
-  <w:comment w:id="11" w:author="Decisions for the authors" w:initials="DF" w:date="2026-10-28T00:23:23Z">
+  <w:comment w:id="11" w:author="Decisions for the authors" w:initials="DF" w:date="2026-10-28T00:43:04Z">
     <w:p>
       <w:pPr>
         <w:pStyle w:val="CommentText"/>
@@ -7539,7 +7934,7 @@
       </w:r>
     </w:p>
   </w:comment>
-  <w:comment w:id="12" w:author="Decisions for the authors" w:initials="DF" w:date="2026-10-28T00:23:23Z">
+  <w:comment w:id="12" w:author="Decisions for the authors" w:initials="DF" w:date="2026-10-28T00:43:04Z">
     <w:p>
       <w:pPr>
         <w:pStyle w:val="CommentText"/>
@@ -7555,7 +7950,7 @@
       </w:r>
     </w:p>
   </w:comment>
-  <w:comment w:id="13" w:author="Decisions for the authors" w:initials="DF" w:date="2026-10-28T00:23:23Z">
+  <w:comment w:id="13" w:author="Decisions for the authors" w:initials="DF" w:date="2026-10-28T00:43:04Z">
     <w:p>
       <w:pPr>
         <w:pStyle w:val="CommentText"/>
@@ -7571,7 +7966,7 @@
       </w:r>
     </w:p>
   </w:comment>
-  <w:comment w:id="14" w:author="Decisions for the authors" w:initials="DF" w:date="2026-10-28T00:23:23Z">
+  <w:comment w:id="14" w:author="Decisions for the authors" w:initials="DF" w:date="2026-10-28T00:43:04Z">
     <w:p>
       <w:pPr>
         <w:pStyle w:val="CommentText"/>
@@ -7587,7 +7982,7 @@
       </w:r>
     </w:p>
   </w:comment>
-  <w:comment w:id="15" w:author="Figures and tables" w:initials="FA" w:date="2026-10-28T00:23:23Z">
+  <w:comment w:id="15" w:author="Figures and tables" w:initials="FA" w:date="2026-10-28T00:43:04Z">
     <w:p>
       <w:pPr>
         <w:pStyle w:val="CommentText"/>
@@ -7603,7 +7998,7 @@
       </w:r>
     </w:p>
   </w:comment>
-  <w:comment w:id="16" w:author="Workflow" w:initials="W" w:date="2026-10-28T00:23:23Z">
+  <w:comment w:id="16" w:author="Workflow" w:initials="W" w:date="2026-10-28T00:43:04Z">
     <w:p>
       <w:pPr>
         <w:pStyle w:val="CommentText"/>
